--- a/vehicle-forge-manual.docx
+++ b/vehicle-forge-manual.docx
@@ -108,7 +108,7 @@
           <w:sz w:val="20"/>
           <w:szCs w:val="20"/>
         </w:rPr>
-        <w:t xml:space="preserve">v0.10.10 — February 2026</w:t>
+        <w:t xml:space="preserve">v0.10.12 — February 2026</w:t>
       </w:r>
     </w:p>
     <w:p>
@@ -39216,7 +39216,7 @@
           <w:sz w:val="20"/>
           <w:szCs w:val="20"/>
         </w:rPr>
-        <w:t xml:space="preserve">v0.10.10</w:t>
+        <w:t xml:space="preserve">v0.10.12</w:t>
       </w:r>
     </w:p>
     <w:p>
@@ -39246,7 +39246,7 @@
       <w:pPr>
         <w:jc w:val="center"/>
       </w:pPr>
-      <w:hyperlink w:history="1" r:id="rIdhyrxxwdyjkr1yl-hm7sfx">
+      <w:hyperlink w:history="1" r:id="rIdoxlwn3j0lq6t0og-ulcm-">
         <w:r>
           <w:rPr>
             <w:rFonts w:ascii="Palatino Linotype" w:cs="Palatino Linotype" w:eastAsia="Palatino Linotype" w:hAnsi="Palatino Linotype"/>
